--- a/Coding 2 - year/Unit 3 - Advanced Functions & Algorithms/Daily Lesson Plans/Word/Day 25.docx
+++ b/Coding 2 - year/Unit 3 - Advanced Functions & Algorithms/Daily Lesson Plans/Word/Day 25.docx
@@ -50,12 +50,15 @@
               </w:rPr>
               <w:t xml:space="preserve">Coding II — Full Year</w:t>
             </w:r>
-          </w:p>
-          <w:p>
-            <w:pPr>
-              <w:spacing w:before="40"/>
-              <w:jc w:val="center"/>
-            </w:pPr>
+            <w:r>
+              <w:rPr>
+                <w:rFonts w:ascii="Arial" w:cs="Arial" w:eastAsia="Arial" w:hAnsi="Arial"/>
+                <w:sz w:val="16"/>
+                <w:szCs w:val="16"/>
+              </w:rPr>
+              <w:br/>
+              <w:t xml:space="preserve"/>
+            </w:r>
             <w:r>
               <w:rPr>
                 <w:rFonts w:ascii="Arial" w:cs="Arial" w:eastAsia="Arial" w:hAnsi="Arial"/>
@@ -83,7 +86,7 @@
           <w:rFonts w:ascii="Arial" w:cs="Arial" w:eastAsia="Arial" w:hAnsi="Arial"/>
           <w:b/>
           <w:bCs/>
-          <w:color w:val="0D3B1F"/>
+          <w:color w:val="1B7A4A"/>
           <w:sz w:val="32"/>
           <w:szCs w:val="32"/>
         </w:rPr>
@@ -261,9 +264,9 @@
               <w:right w:val="single" w:color="CCCCCC" w:sz="1"/>
             </w:tcBorders>
             <w:tcMar>
-              <w:top w:type="dxa" w:w="60"/>
+              <w:top w:type="dxa" w:w="80"/>
               <w:left w:type="dxa" w:w="120"/>
-              <w:bottom w:type="dxa" w:w="60"/>
+              <w:bottom w:type="dxa" w:w="80"/>
               <w:right w:type="dxa" w:w="120"/>
             </w:tcMar>
           </w:tcPr>
@@ -290,20 +293,147 @@
               <w:right w:val="single" w:color="CCCCCC" w:sz="1"/>
             </w:tcBorders>
             <w:tcMar>
-              <w:top w:type="dxa" w:w="60"/>
+              <w:top w:type="dxa" w:w="80"/>
               <w:left w:type="dxa" w:w="120"/>
-              <w:bottom w:type="dxa" w:w="60"/>
+              <w:bottom w:type="dxa" w:w="80"/>
               <w:right w:type="dxa" w:w="120"/>
             </w:tcMar>
           </w:tcPr>
           <w:p>
-            <w:r>
-              <w:rPr>
-                <w:rFonts w:ascii="Arial" w:cs="Arial" w:eastAsia="Arial" w:hAnsi="Arial"/>
-                <w:sz w:val="20"/>
-                <w:szCs w:val="20"/>
+            <w:pPr>
+              <w:spacing w:after="80" w:before="80"/>
+            </w:pPr>
+            <w:r>
+              <w:rPr>
+                <w:rFonts w:ascii="Arial" w:cs="Arial" w:eastAsia="Arial" w:hAnsi="Arial"/>
+                <w:b/>
+                <w:bCs/>
+                <w:i w:val="false"/>
+                <w:iCs w:val="false"/>
+                <w:color w:val="000000"/>
+                <w:sz w:val="22"/>
+                <w:szCs w:val="22"/>
               </w:rPr>
               <w:t xml:space="preserve">Bell Ringer / Review</w:t>
+            </w:r>
+            <w:r>
+              <w:rPr>
+                <w:rFonts w:ascii="Arial" w:cs="Arial" w:eastAsia="Arial" w:hAnsi="Arial"/>
+                <w:sz w:val="20"/>
+                <w:szCs w:val="20"/>
+              </w:rPr>
+              <w:br/>
+              <w:t xml:space="preserve"/>
+            </w:r>
+            <w:r>
+              <w:rPr>
+                <w:rFonts w:ascii="Arial" w:cs="Arial" w:eastAsia="Arial" w:hAnsi="Arial"/>
+                <w:sz w:val="20"/>
+                <w:szCs w:val="20"/>
+              </w:rPr>
+              <w:br/>
+              <w:t xml:space="preserve"/>
+            </w:r>
+            <w:r>
+              <w:rPr>
+                <w:rFonts w:ascii="Arial" w:cs="Arial" w:eastAsia="Arial" w:hAnsi="Arial"/>
+                <w:b/>
+                <w:bCs/>
+                <w:i w:val="false"/>
+                <w:iCs w:val="false"/>
+                <w:color w:val="000000"/>
+                <w:sz w:val="20"/>
+                <w:szCs w:val="20"/>
+              </w:rPr>
+              <w:t xml:space="preserve">Quick Write </w:t>
+            </w:r>
+            <w:r>
+              <w:rPr>
+                <w:rFonts w:ascii="Arial" w:cs="Arial" w:eastAsia="Arial" w:hAnsi="Arial"/>
+                <w:b w:val="false"/>
+                <w:bCs w:val="false"/>
+                <w:i w:val="false"/>
+                <w:iCs w:val="false"/>
+                <w:color w:val="000000"/>
+                <w:sz w:val="20"/>
+                <w:szCs w:val="20"/>
+              </w:rPr>
+              <w:t xml:space="preserve">(3 min — written or verbal):</w:t>
+            </w:r>
+            <w:r>
+              <w:rPr>
+                <w:rFonts w:ascii="Arial" w:cs="Arial" w:eastAsia="Arial" w:hAnsi="Arial"/>
+                <w:sz w:val="20"/>
+                <w:szCs w:val="20"/>
+              </w:rPr>
+              <w:br/>
+              <w:t xml:space="preserve"/>
+            </w:r>
+            <w:r>
+              <w:rPr>
+                <w:rFonts w:ascii="Arial" w:cs="Arial" w:eastAsia="Arial" w:hAnsi="Arial"/>
+                <w:b w:val="false"/>
+                <w:bCs w:val="false"/>
+                <w:i w:val="false"/>
+                <w:iCs w:val="false"/>
+                <w:color w:val="000000"/>
+                <w:sz w:val="20"/>
+                <w:szCs w:val="20"/>
+              </w:rPr>
+              <w:t xml:space="preserve">    What do you already know about how to apply and synthesize all Unit 3 concepts to solve complex problems?</w:t>
+            </w:r>
+            <w:r>
+              <w:rPr>
+                <w:rFonts w:ascii="Arial" w:cs="Arial" w:eastAsia="Arial" w:hAnsi="Arial"/>
+                <w:sz w:val="20"/>
+                <w:szCs w:val="20"/>
+              </w:rPr>
+              <w:br/>
+              <w:t xml:space="preserve"/>
+            </w:r>
+            <w:r>
+              <w:rPr>
+                <w:rFonts w:ascii="Arial" w:cs="Arial" w:eastAsia="Arial" w:hAnsi="Arial"/>
+                <w:sz w:val="20"/>
+                <w:szCs w:val="20"/>
+              </w:rPr>
+              <w:br/>
+              <w:t xml:space="preserve"/>
+            </w:r>
+            <w:r>
+              <w:rPr>
+                <w:rFonts w:ascii="Arial" w:cs="Arial" w:eastAsia="Arial" w:hAnsi="Arial"/>
+                <w:b w:val="false"/>
+                <w:bCs w:val="false"/>
+                <w:i/>
+                <w:iCs/>
+                <w:color w:val="444444"/>
+                <w:sz w:val="20"/>
+                <w:szCs w:val="20"/>
+              </w:rPr>
+              <w:t xml:space="preserve">Today's Goal: By the end of class you will be able to apply and synthesize all Unit 3 concepts to solve complex problems.</w:t>
+            </w:r>
+            <w:r>
+              <w:rPr>
+                <w:rFonts w:ascii="Arial" w:cs="Arial" w:eastAsia="Arial" w:hAnsi="Arial"/>
+                <w:sz w:val="20"/>
+                <w:szCs w:val="20"/>
+              </w:rPr>
+              <w:br/>
+              <w:t xml:space="preserve"/>
+            </w:r>
+            <w:r>
+              <w:rPr>
+                <w:rFonts w:ascii="Arial" w:cs="Arial" w:eastAsia="Arial" w:hAnsi="Arial"/>
+                <w:b w:val="false"/>
+                <w:bCs w:val="false"/>
+                <w:i/>
+                <w:iCs/>
+                <w:color w:val="555555"/>
+                <w:sz w:val="20"/>
+                <w:szCs w:val="20"/>
+              </w:rPr>
+              <w:t xml:space="preserve">→ Pair-share your response, then 2–3 students share with the class.</w:t>
             </w:r>
           </w:p>
         </w:tc>
@@ -319,9 +449,9 @@
               <w:right w:val="single" w:color="CCCCCC" w:sz="1"/>
             </w:tcBorders>
             <w:tcMar>
-              <w:top w:type="dxa" w:w="60"/>
+              <w:top w:type="dxa" w:w="80"/>
               <w:left w:type="dxa" w:w="120"/>
-              <w:bottom w:type="dxa" w:w="60"/>
+              <w:bottom w:type="dxa" w:w="80"/>
               <w:right w:type="dxa" w:w="120"/>
             </w:tcMar>
           </w:tcPr>
@@ -348,20 +478,164 @@
               <w:right w:val="single" w:color="CCCCCC" w:sz="1"/>
             </w:tcBorders>
             <w:tcMar>
-              <w:top w:type="dxa" w:w="60"/>
+              <w:top w:type="dxa" w:w="80"/>
               <w:left w:type="dxa" w:w="120"/>
-              <w:bottom w:type="dxa" w:w="60"/>
+              <w:bottom w:type="dxa" w:w="80"/>
               <w:right w:type="dxa" w:w="120"/>
             </w:tcMar>
           </w:tcPr>
           <w:p>
-            <w:r>
-              <w:rPr>
-                <w:rFonts w:ascii="Arial" w:cs="Arial" w:eastAsia="Arial" w:hAnsi="Arial"/>
-                <w:sz w:val="20"/>
-                <w:szCs w:val="20"/>
-              </w:rPr>
-              <w:t xml:space="preserve">Mini Lesson: Review and Practice - Comprehensive Concepts</w:t>
+            <w:pPr>
+              <w:spacing w:after="80" w:before="80"/>
+            </w:pPr>
+            <w:r>
+              <w:rPr>
+                <w:rFonts w:ascii="Arial" w:cs="Arial" w:eastAsia="Arial" w:hAnsi="Arial"/>
+                <w:b/>
+                <w:bCs/>
+                <w:i w:val="false"/>
+                <w:iCs w:val="false"/>
+                <w:color w:val="000000"/>
+                <w:sz w:val="22"/>
+                <w:szCs w:val="22"/>
+              </w:rPr>
+              <w:t xml:space="preserve">Mini Lesson: </w:t>
+            </w:r>
+            <w:r>
+              <w:rPr>
+                <w:rFonts w:ascii="Arial" w:cs="Arial" w:eastAsia="Arial" w:hAnsi="Arial"/>
+                <w:b w:val="false"/>
+                <w:bCs w:val="false"/>
+                <w:i w:val="false"/>
+                <w:iCs w:val="false"/>
+                <w:color w:val="000000"/>
+                <w:sz w:val="22"/>
+                <w:szCs w:val="22"/>
+              </w:rPr>
+              <w:t xml:space="preserve">Review and Practice - Comprehensive Concepts</w:t>
+            </w:r>
+            <w:r>
+              <w:rPr>
+                <w:rFonts w:ascii="Arial" w:cs="Arial" w:eastAsia="Arial" w:hAnsi="Arial"/>
+                <w:sz w:val="20"/>
+                <w:szCs w:val="20"/>
+              </w:rPr>
+              <w:br/>
+              <w:t xml:space="preserve"/>
+            </w:r>
+            <w:r>
+              <w:rPr>
+                <w:rFonts w:ascii="Arial" w:cs="Arial" w:eastAsia="Arial" w:hAnsi="Arial"/>
+                <w:sz w:val="20"/>
+                <w:szCs w:val="20"/>
+              </w:rPr>
+              <w:br/>
+              <w:t xml:space="preserve"/>
+            </w:r>
+            <w:r>
+              <w:rPr>
+                <w:rFonts w:ascii="Arial" w:cs="Arial" w:eastAsia="Arial" w:hAnsi="Arial"/>
+                <w:b/>
+                <w:bCs/>
+                <w:i/>
+                <w:iCs/>
+                <w:color w:val="000000"/>
+                <w:sz w:val="20"/>
+                <w:szCs w:val="20"/>
+              </w:rPr>
+              <w:t xml:space="preserve">Learning Target: </w:t>
+            </w:r>
+            <w:r>
+              <w:rPr>
+                <w:rFonts w:ascii="Arial" w:cs="Arial" w:eastAsia="Arial" w:hAnsi="Arial"/>
+                <w:b w:val="false"/>
+                <w:bCs w:val="false"/>
+                <w:i/>
+                <w:iCs/>
+                <w:color w:val="333333"/>
+                <w:sz w:val="20"/>
+                <w:szCs w:val="20"/>
+              </w:rPr>
+              <w:t xml:space="preserve">I can apply and synthesize all Unit 3 concepts to solve complex problems.</w:t>
+            </w:r>
+            <w:r>
+              <w:rPr>
+                <w:rFonts w:ascii="Arial" w:cs="Arial" w:eastAsia="Arial" w:hAnsi="Arial"/>
+                <w:sz w:val="20"/>
+                <w:szCs w:val="20"/>
+              </w:rPr>
+              <w:br/>
+              <w:t xml:space="preserve"/>
+            </w:r>
+            <w:r>
+              <w:rPr>
+                <w:rFonts w:ascii="Arial" w:cs="Arial" w:eastAsia="Arial" w:hAnsi="Arial"/>
+                <w:sz w:val="20"/>
+                <w:szCs w:val="20"/>
+              </w:rPr>
+              <w:br/>
+              <w:t xml:space="preserve"/>
+            </w:r>
+            <w:r>
+              <w:rPr>
+                <w:rFonts w:ascii="Arial" w:cs="Arial" w:eastAsia="Arial" w:hAnsi="Arial"/>
+                <w:b/>
+                <w:bCs/>
+                <w:i/>
+                <w:iCs/>
+                <w:color w:val="555555"/>
+                <w:sz w:val="20"/>
+                <w:szCs w:val="20"/>
+              </w:rPr>
+              <w:t xml:space="preserve">→ Live Demo — </w:t>
+            </w:r>
+            <w:r>
+              <w:rPr>
+                <w:rFonts w:ascii="Arial" w:cs="Arial" w:eastAsia="Arial" w:hAnsi="Arial"/>
+                <w:b w:val="false"/>
+                <w:bCs w:val="false"/>
+                <w:i/>
+                <w:iCs/>
+                <w:color w:val="555555"/>
+                <w:sz w:val="20"/>
+                <w:szCs w:val="20"/>
+              </w:rPr>
+              <w:t xml:space="preserve">type examples as students follow along in their own editor.</w:t>
+            </w:r>
+            <w:r>
+              <w:rPr>
+                <w:rFonts w:ascii="Arial" w:cs="Arial" w:eastAsia="Arial" w:hAnsi="Arial"/>
+                <w:sz w:val="20"/>
+                <w:szCs w:val="20"/>
+              </w:rPr>
+              <w:br/>
+              <w:t xml:space="preserve"/>
+            </w:r>
+            <w:r>
+              <w:rPr>
+                <w:rFonts w:ascii="Arial" w:cs="Arial" w:eastAsia="Arial" w:hAnsi="Arial"/>
+                <w:b/>
+                <w:bCs/>
+                <w:i/>
+                <w:iCs/>
+                <w:color w:val="555555"/>
+                <w:sz w:val="20"/>
+                <w:szCs w:val="20"/>
+              </w:rPr>
+              <w:t xml:space="preserve">→ Check for Understanding: </w:t>
+            </w:r>
+            <w:r>
+              <w:rPr>
+                <w:rFonts w:ascii="Arial" w:cs="Arial" w:eastAsia="Arial" w:hAnsi="Arial"/>
+                <w:b w:val="false"/>
+                <w:bCs w:val="false"/>
+                <w:i/>
+                <w:iCs/>
+                <w:color w:val="555555"/>
+                <w:sz w:val="20"/>
+                <w:szCs w:val="20"/>
+              </w:rPr>
+              <w:t xml:space="preserve">pause and cold-call: “Can someone explain what we just did in their own words?”</w:t>
             </w:r>
           </w:p>
         </w:tc>
@@ -377,9 +651,9 @@
               <w:right w:val="single" w:color="CCCCCC" w:sz="1"/>
             </w:tcBorders>
             <w:tcMar>
-              <w:top w:type="dxa" w:w="60"/>
+              <w:top w:type="dxa" w:w="80"/>
               <w:left w:type="dxa" w:w="120"/>
-              <w:bottom w:type="dxa" w:w="60"/>
+              <w:bottom w:type="dxa" w:w="80"/>
               <w:right w:type="dxa" w:w="120"/>
             </w:tcMar>
           </w:tcPr>
@@ -392,7 +666,7 @@
                 <w:sz w:val="20"/>
                 <w:szCs w:val="20"/>
               </w:rPr>
-              <w:t xml:space="preserve">15-20 min</w:t>
+              <w:t xml:space="preserve">15–20 min</w:t>
             </w:r>
           </w:p>
         </w:tc>
@@ -406,20 +680,164 @@
               <w:right w:val="single" w:color="CCCCCC" w:sz="1"/>
             </w:tcBorders>
             <w:tcMar>
-              <w:top w:type="dxa" w:w="60"/>
+              <w:top w:type="dxa" w:w="80"/>
               <w:left w:type="dxa" w:w="120"/>
-              <w:bottom w:type="dxa" w:w="60"/>
+              <w:bottom w:type="dxa" w:w="80"/>
               <w:right w:type="dxa" w:w="120"/>
             </w:tcMar>
           </w:tcPr>
           <w:p>
-            <w:r>
-              <w:rPr>
-                <w:rFonts w:ascii="Arial" w:cs="Arial" w:eastAsia="Arial" w:hAnsi="Arial"/>
-                <w:sz w:val="20"/>
-                <w:szCs w:val="20"/>
+            <w:pPr>
+              <w:spacing w:after="80" w:before="80"/>
+            </w:pPr>
+            <w:r>
+              <w:rPr>
+                <w:rFonts w:ascii="Arial" w:cs="Arial" w:eastAsia="Arial" w:hAnsi="Arial"/>
+                <w:b/>
+                <w:bCs/>
+                <w:i w:val="false"/>
+                <w:iCs w:val="false"/>
+                <w:color w:val="000000"/>
+                <w:sz w:val="22"/>
+                <w:szCs w:val="22"/>
               </w:rPr>
               <w:t xml:space="preserve">Independent Practice / Code Along</w:t>
+            </w:r>
+            <w:r>
+              <w:rPr>
+                <w:rFonts w:ascii="Arial" w:cs="Arial" w:eastAsia="Arial" w:hAnsi="Arial"/>
+                <w:sz w:val="20"/>
+                <w:szCs w:val="20"/>
+              </w:rPr>
+              <w:br/>
+              <w:t xml:space="preserve"/>
+            </w:r>
+            <w:r>
+              <w:rPr>
+                <w:rFonts w:ascii="Arial" w:cs="Arial" w:eastAsia="Arial" w:hAnsi="Arial"/>
+                <w:b/>
+                <w:bCs/>
+                <w:i w:val="false"/>
+                <w:iCs w:val="false"/>
+                <w:color w:val="000000"/>
+                <w:sz w:val="20"/>
+                <w:szCs w:val="20"/>
+              </w:rPr>
+              <w:t xml:space="preserve">    Beginner: </w:t>
+            </w:r>
+            <w:r>
+              <w:rPr>
+                <w:rFonts w:ascii="Arial" w:cs="Arial" w:eastAsia="Arial" w:hAnsi="Arial"/>
+                <w:b w:val="false"/>
+                <w:bCs w:val="false"/>
+                <w:i w:val="false"/>
+                <w:iCs w:val="false"/>
+                <w:color w:val="000000"/>
+                <w:sz w:val="20"/>
+                <w:szCs w:val="20"/>
+              </w:rPr>
+              <w:t xml:space="preserve">.1: Write a lambda that filters a list of numbers to keep only multiples of 3.</w:t>
+            </w:r>
+            <w:r>
+              <w:rPr>
+                <w:rFonts w:ascii="Arial" w:cs="Arial" w:eastAsia="Arial" w:hAnsi="Arial"/>
+                <w:sz w:val="20"/>
+                <w:szCs w:val="20"/>
+              </w:rPr>
+              <w:br/>
+              <w:t xml:space="preserve"/>
+            </w:r>
+            <w:r>
+              <w:rPr>
+                <w:rFonts w:ascii="Arial" w:cs="Arial" w:eastAsia="Arial" w:hAnsi="Arial"/>
+                <w:b/>
+                <w:bCs/>
+                <w:i w:val="false"/>
+                <w:iCs w:val="false"/>
+                <w:color w:val="000000"/>
+                <w:sz w:val="20"/>
+                <w:szCs w:val="20"/>
+              </w:rPr>
+              <w:t xml:space="preserve">    Intermediate: </w:t>
+            </w:r>
+            <w:r>
+              <w:rPr>
+                <w:rFonts w:ascii="Arial" w:cs="Arial" w:eastAsia="Arial" w:hAnsi="Arial"/>
+                <w:b w:val="false"/>
+                <w:bCs w:val="false"/>
+                <w:i w:val="false"/>
+                <w:iCs w:val="false"/>
+                <w:color w:val="000000"/>
+                <w:sz w:val="20"/>
+                <w:szCs w:val="20"/>
+              </w:rPr>
+              <w:t xml:space="preserve">.2: Use a comprehension to create a dictionary mapping words to their lengths.</w:t>
+            </w:r>
+            <w:r>
+              <w:rPr>
+                <w:rFonts w:ascii="Arial" w:cs="Arial" w:eastAsia="Arial" w:hAnsi="Arial"/>
+                <w:sz w:val="20"/>
+                <w:szCs w:val="20"/>
+              </w:rPr>
+              <w:br/>
+              <w:t xml:space="preserve"/>
+            </w:r>
+            <w:r>
+              <w:rPr>
+                <w:rFonts w:ascii="Arial" w:cs="Arial" w:eastAsia="Arial" w:hAnsi="Arial"/>
+                <w:b/>
+                <w:bCs/>
+                <w:i w:val="false"/>
+                <w:iCs w:val="false"/>
+                <w:color w:val="000000"/>
+                <w:sz w:val="20"/>
+                <w:szCs w:val="20"/>
+              </w:rPr>
+              <w:t xml:space="preserve">    Challenge: </w:t>
+            </w:r>
+            <w:r>
+              <w:rPr>
+                <w:rFonts w:ascii="Arial" w:cs="Arial" w:eastAsia="Arial" w:hAnsi="Arial"/>
+                <w:b w:val="false"/>
+                <w:bCs w:val="false"/>
+                <w:i w:val="false"/>
+                <w:iCs w:val="false"/>
+                <w:color w:val="000000"/>
+                <w:sz w:val="20"/>
+                <w:szCs w:val="20"/>
+              </w:rPr>
+              <w:t xml:space="preserve">.3: Write a closure that returns a function to multiply by a given number. --- ### Level 2: Intermediate Synthesis</w:t>
+            </w:r>
+            <w:r>
+              <w:rPr>
+                <w:rFonts w:ascii="Arial" w:cs="Arial" w:eastAsia="Arial" w:hAnsi="Arial"/>
+                <w:sz w:val="20"/>
+                <w:szCs w:val="20"/>
+              </w:rPr>
+              <w:br/>
+              <w:t xml:space="preserve"/>
+            </w:r>
+            <w:r>
+              <w:rPr>
+                <w:rFonts w:ascii="Arial" w:cs="Arial" w:eastAsia="Arial" w:hAnsi="Arial"/>
+                <w:sz w:val="20"/>
+                <w:szCs w:val="20"/>
+              </w:rPr>
+              <w:br/>
+              <w:t xml:space="preserve"/>
+            </w:r>
+            <w:r>
+              <w:rPr>
+                <w:rFonts w:ascii="Arial" w:cs="Arial" w:eastAsia="Arial" w:hAnsi="Arial"/>
+                <w:b w:val="false"/>
+                <w:bCs w:val="false"/>
+                <w:i/>
+                <w:iCs/>
+                <w:color w:val="555555"/>
+                <w:sz w:val="20"/>
+                <w:szCs w:val="20"/>
+              </w:rPr>
+              <w:t xml:space="preserve">→ Teacher circulates — offer hints, check for understanding.</w:t>
             </w:r>
           </w:p>
         </w:tc>
@@ -435,9 +853,9 @@
               <w:right w:val="single" w:color="CCCCCC" w:sz="1"/>
             </w:tcBorders>
             <w:tcMar>
-              <w:top w:type="dxa" w:w="60"/>
+              <w:top w:type="dxa" w:w="80"/>
               <w:left w:type="dxa" w:w="120"/>
-              <w:bottom w:type="dxa" w:w="60"/>
+              <w:bottom w:type="dxa" w:w="80"/>
               <w:right w:type="dxa" w:w="120"/>
             </w:tcMar>
           </w:tcPr>
@@ -464,20 +882,90 @@
               <w:right w:val="single" w:color="CCCCCC" w:sz="1"/>
             </w:tcBorders>
             <w:tcMar>
-              <w:top w:type="dxa" w:w="60"/>
+              <w:top w:type="dxa" w:w="80"/>
               <w:left w:type="dxa" w:w="120"/>
-              <w:bottom w:type="dxa" w:w="60"/>
+              <w:bottom w:type="dxa" w:w="80"/>
               <w:right w:type="dxa" w:w="120"/>
             </w:tcMar>
           </w:tcPr>
           <w:p>
-            <w:r>
-              <w:rPr>
-                <w:rFonts w:ascii="Arial" w:cs="Arial" w:eastAsia="Arial" w:hAnsi="Arial"/>
-                <w:sz w:val="20"/>
-                <w:szCs w:val="20"/>
+            <w:pPr>
+              <w:spacing w:after="80" w:before="80"/>
+            </w:pPr>
+            <w:r>
+              <w:rPr>
+                <w:rFonts w:ascii="Arial" w:cs="Arial" w:eastAsia="Arial" w:hAnsi="Arial"/>
+                <w:b/>
+                <w:bCs/>
+                <w:i w:val="false"/>
+                <w:iCs w:val="false"/>
+                <w:color w:val="000000"/>
+                <w:sz w:val="22"/>
+                <w:szCs w:val="22"/>
               </w:rPr>
               <w:t xml:space="preserve">Exit Ticket / Wrap-Up</w:t>
+            </w:r>
+            <w:r>
+              <w:rPr>
+                <w:rFonts w:ascii="Arial" w:cs="Arial" w:eastAsia="Arial" w:hAnsi="Arial"/>
+                <w:sz w:val="20"/>
+                <w:szCs w:val="20"/>
+              </w:rPr>
+              <w:br/>
+              <w:t xml:space="preserve"/>
+            </w:r>
+            <w:r>
+              <w:rPr>
+                <w:rFonts w:ascii="Arial" w:cs="Arial" w:eastAsia="Arial" w:hAnsi="Arial"/>
+                <w:sz w:val="20"/>
+                <w:szCs w:val="20"/>
+              </w:rPr>
+              <w:br/>
+              <w:t xml:space="preserve"/>
+            </w:r>
+            <w:r>
+              <w:rPr>
+                <w:rFonts w:ascii="Arial" w:cs="Arial" w:eastAsia="Arial" w:hAnsi="Arial"/>
+                <w:b w:val="false"/>
+                <w:bCs w:val="false"/>
+                <w:i w:val="false"/>
+                <w:iCs w:val="false"/>
+                <w:color w:val="000000"/>
+                <w:sz w:val="20"/>
+                <w:szCs w:val="20"/>
+              </w:rPr>
+              <w:t xml:space="preserve">Quick Check: Apply and synthesize all Unit 3 concepts to solve complex problems?</w:t>
+            </w:r>
+            <w:r>
+              <w:rPr>
+                <w:rFonts w:ascii="Arial" w:cs="Arial" w:eastAsia="Arial" w:hAnsi="Arial"/>
+                <w:sz w:val="20"/>
+                <w:szCs w:val="20"/>
+              </w:rPr>
+              <w:br/>
+              <w:t xml:space="preserve"/>
+            </w:r>
+            <w:r>
+              <w:rPr>
+                <w:rFonts w:ascii="Arial" w:cs="Arial" w:eastAsia="Arial" w:hAnsi="Arial"/>
+                <w:sz w:val="20"/>
+                <w:szCs w:val="20"/>
+              </w:rPr>
+              <w:br/>
+              <w:t xml:space="preserve"/>
+            </w:r>
+            <w:r>
+              <w:rPr>
+                <w:rFonts w:ascii="Arial" w:cs="Arial" w:eastAsia="Arial" w:hAnsi="Arial"/>
+                <w:b w:val="false"/>
+                <w:bCs w:val="false"/>
+                <w:i/>
+                <w:iCs/>
+                <w:color w:val="555555"/>
+                <w:sz w:val="20"/>
+                <w:szCs w:val="20"/>
+              </w:rPr>
+              <w:t xml:space="preserve">→ 3–2–1: Name 3 things learned, 2 new vocab words, 1 question you still have.</w:t>
             </w:r>
           </w:p>
         </w:tc>
@@ -566,19 +1054,6 @@
               <w:t xml:space="preserve">multiples_of_3 = list(filter(lambda x: x % 3 == 0, numbers))</w:t>
             </w:r>
           </w:p>
-          <w:p>
-            <w:pPr>
-              <w:spacing w:after="20"/>
-            </w:pPr>
-            <w:r>
-              <w:rPr>
-                <w:rFonts w:ascii="Courier New" w:cs="Courier New" w:eastAsia="Courier New" w:hAnsi="Courier New"/>
-                <w:sz w:val="18"/>
-                <w:szCs w:val="18"/>
-              </w:rPr>
-              <w:t xml:space="preserve"># Expected: [3, 6, 9, 12, 15, 18]</w:t>
-            </w:r>
-          </w:p>
         </w:tc>
       </w:tr>
     </w:tbl>
@@ -646,19 +1121,6 @@
               <w:t xml:space="preserve">word_lengths = {word: len(word) for word in words}</w:t>
             </w:r>
           </w:p>
-          <w:p>
-            <w:pPr>
-              <w:spacing w:after="20"/>
-            </w:pPr>
-            <w:r>
-              <w:rPr>
-                <w:rFonts w:ascii="Courier New" w:cs="Courier New" w:eastAsia="Courier New" w:hAnsi="Courier New"/>
-                <w:sz w:val="18"/>
-                <w:szCs w:val="18"/>
-              </w:rPr>
-              <w:t xml:space="preserve"># Expected: {'python': 6, 'code': 4, 'learn': 5}</w:t>
-            </w:r>
-          </w:p>
         </w:tc>
       </w:tr>
     </w:tbl>
@@ -907,7 +1369,7 @@
                 <w:sz w:val="18"/>
                 <w:szCs w:val="18"/>
               </w:rPr>
-              <w:t xml:space="preserve"># Filter score &gt;= 90, get names, sort</w:t>
+              <w:t xml:space="preserve"> </w:t>
             </w:r>
           </w:p>
           <w:p>
@@ -1094,19 +1556,6 @@
               <w:t xml:space="preserve">print(list(fibonacci(100)))</w:t>
             </w:r>
           </w:p>
-          <w:p>
-            <w:pPr>
-              <w:spacing w:after="20"/>
-            </w:pPr>
-            <w:r>
-              <w:rPr>
-                <w:rFonts w:ascii="Courier New" w:cs="Courier New" w:eastAsia="Courier New" w:hAnsi="Courier New"/>
-                <w:sz w:val="18"/>
-                <w:szCs w:val="18"/>
-              </w:rPr>
-              <w:t xml:space="preserve"># Expected: [0, 1, 1, 2, 3, 5, 8, 13, 21, 34, 55, 89]</w:t>
-            </w:r>
-          </w:p>
         </w:tc>
       </w:tr>
     </w:tbl>
@@ -2022,7 +2471,7 @@
                 <w:sz w:val="18"/>
                 <w:szCs w:val="18"/>
               </w:rPr>
-              <w:t xml:space="preserve"># Build and test</w:t>
+              <w:t xml:space="preserve"> </w:t>
             </w:r>
           </w:p>
           <w:p>

--- a/Coding 2 - year/Unit 3 - Advanced Functions & Algorithms/Daily Lesson Plans/Word/Day 25.docx
+++ b/Coding 2 - year/Unit 3 - Advanced Functions & Algorithms/Daily Lesson Plans/Word/Day 25.docx
@@ -380,7 +380,7 @@
                 <w:sz w:val="20"/>
                 <w:szCs w:val="20"/>
               </w:rPr>
-              <w:t xml:space="preserve">    What do you already know about how to apply and synthesize all Unit 3 concepts to solve complex problems?</w:t>
+              <w:t xml:space="preserve">    Have you ever used and synthesize all Unit 3 concepts before? Where might and synthesize all Unit 3 concepts be useful in a real program?</w:t>
             </w:r>
             <w:r>
               <w:rPr>
@@ -411,7 +411,7 @@
                 <w:sz w:val="20"/>
                 <w:szCs w:val="20"/>
               </w:rPr>
-              <w:t xml:space="preserve">Today's Goal: By the end of class you will be able to apply and synthesize all Unit 3 concepts to solve complex problems.</w:t>
+              <w:t xml:space="preserve">Today’s Goal: By the end of class you will be able to apply and synthesize all Unit 3 concepts to solve complex problems.</w:t>
             </w:r>
             <w:r>
               <w:rPr>
@@ -934,7 +934,7 @@
                 <w:sz w:val="20"/>
                 <w:szCs w:val="20"/>
               </w:rPr>
-              <w:t xml:space="preserve">Quick Check: Apply and synthesize all Unit 3 concepts to solve complex problems?</w:t>
+              <w:t xml:space="preserve">Write the key syntax or steps for using and synthesize all Unit 3 concepts. What's one mistake beginners commonly make?</w:t>
             </w:r>
             <w:r>
               <w:rPr>

--- a/Coding 2 - year/Unit 3 - Advanced Functions & Algorithms/Daily Lesson Plans/Word/Day 25.docx
+++ b/Coding 2 - year/Unit 3 - Advanced Functions & Algorithms/Daily Lesson Plans/Word/Day 25.docx
@@ -403,6 +403,72 @@
             <w:r>
               <w:rPr>
                 <w:rFonts w:ascii="Arial" w:cs="Arial" w:eastAsia="Arial" w:hAnsi="Arial"/>
+                <w:b/>
+                <w:bCs/>
+                <w:i w:val="false"/>
+                <w:iCs w:val="false"/>
+                <w:color w:val="000000"/>
+                <w:sz w:val="20"/>
+                <w:szCs w:val="20"/>
+              </w:rPr>
+              <w:t xml:space="preserve">Vocabulary Preview — </w:t>
+            </w:r>
+            <w:r>
+              <w:rPr>
+                <w:rFonts w:ascii="Arial" w:cs="Arial" w:eastAsia="Arial" w:hAnsi="Arial"/>
+                <w:b w:val="false"/>
+                <w:bCs w:val="false"/>
+                <w:i w:val="false"/>
+                <w:iCs w:val="false"/>
+                <w:color w:val="000000"/>
+                <w:sz w:val="20"/>
+                <w:szCs w:val="20"/>
+              </w:rPr>
+              <w:t xml:space="preserve">terms we'll use today:</w:t>
+            </w:r>
+            <w:r>
+              <w:rPr>
+                <w:rFonts w:ascii="Arial" w:cs="Arial" w:eastAsia="Arial" w:hAnsi="Arial"/>
+                <w:sz w:val="20"/>
+                <w:szCs w:val="20"/>
+              </w:rPr>
+              <w:br/>
+              <w:t xml:space="preserve"/>
+            </w:r>
+            <w:r>
+              <w:rPr>
+                <w:rFonts w:ascii="Arial" w:cs="Arial" w:eastAsia="Arial" w:hAnsi="Arial"/>
+                <w:b w:val="false"/>
+                <w:bCs w:val="false"/>
+                <w:i w:val="false"/>
+                <w:iCs w:val="false"/>
+                <w:color w:val="000000"/>
+                <w:sz w:val="20"/>
+                <w:szCs w:val="20"/>
+              </w:rPr>
+              <w:t xml:space="preserve">    • Learning Target</w:t>
+            </w:r>
+            <w:r>
+              <w:rPr>
+                <w:rFonts w:ascii="Arial" w:cs="Arial" w:eastAsia="Arial" w:hAnsi="Arial"/>
+                <w:sz w:val="20"/>
+                <w:szCs w:val="20"/>
+              </w:rPr>
+              <w:br/>
+              <w:t xml:space="preserve"/>
+            </w:r>
+            <w:r>
+              <w:rPr>
+                <w:rFonts w:ascii="Arial" w:cs="Arial" w:eastAsia="Arial" w:hAnsi="Arial"/>
+                <w:sz w:val="20"/>
+                <w:szCs w:val="20"/>
+              </w:rPr>
+              <w:br/>
+              <w:t xml:space="preserve"/>
+            </w:r>
+            <w:r>
+              <w:rPr>
+                <w:rFonts w:ascii="Arial" w:cs="Arial" w:eastAsia="Arial" w:hAnsi="Arial"/>
                 <w:b w:val="false"/>
                 <w:bCs w:val="false"/>
                 <w:i/>
@@ -579,6 +645,288 @@
             <w:r>
               <w:rPr>
                 <w:rFonts w:ascii="Arial" w:cs="Arial" w:eastAsia="Arial" w:hAnsi="Arial"/>
+                <w:b w:val="false"/>
+                <w:bCs w:val="false"/>
+                <w:i w:val="false"/>
+                <w:iCs w:val="false"/>
+                <w:color w:val="000000"/>
+                <w:sz w:val="20"/>
+                <w:szCs w:val="20"/>
+              </w:rPr>
+              <w:t xml:space="preserve">Learning Target: I can apply and synthesize all Unit 3 concepts to solve complex problems.</w:t>
+            </w:r>
+            <w:r>
+              <w:rPr>
+                <w:rFonts w:ascii="Arial" w:cs="Arial" w:eastAsia="Arial" w:hAnsi="Arial"/>
+                <w:sz w:val="20"/>
+                <w:szCs w:val="20"/>
+              </w:rPr>
+              <w:br/>
+              <w:t xml:space="preserve"/>
+            </w:r>
+            <w:r>
+              <w:rPr>
+                <w:rFonts w:ascii="Arial" w:cs="Arial" w:eastAsia="Arial" w:hAnsi="Arial"/>
+                <w:sz w:val="20"/>
+                <w:szCs w:val="20"/>
+              </w:rPr>
+              <w:br/>
+              <w:t xml:space="preserve"/>
+            </w:r>
+            <w:r>
+              <w:rPr>
+                <w:rFonts w:ascii="Arial" w:cs="Arial" w:eastAsia="Arial" w:hAnsi="Arial"/>
+                <w:b/>
+                <w:bCs/>
+                <w:i w:val="false"/>
+                <w:iCs w:val="false"/>
+                <w:color w:val="000000"/>
+                <w:sz w:val="20"/>
+                <w:szCs w:val="20"/>
+              </w:rPr>
+              <w:t xml:space="preserve">Key Concepts:</w:t>
+            </w:r>
+            <w:r>
+              <w:rPr>
+                <w:rFonts w:ascii="Arial" w:cs="Arial" w:eastAsia="Arial" w:hAnsi="Arial"/>
+                <w:sz w:val="20"/>
+                <w:szCs w:val="20"/>
+              </w:rPr>
+              <w:br/>
+              <w:t xml:space="preserve"/>
+            </w:r>
+            <w:r>
+              <w:rPr>
+                <w:rFonts w:ascii="Arial" w:cs="Arial" w:eastAsia="Arial" w:hAnsi="Arial"/>
+                <w:b w:val="false"/>
+                <w:bCs w:val="false"/>
+                <w:i w:val="false"/>
+                <w:iCs w:val="false"/>
+                <w:color w:val="000000"/>
+                <w:sz w:val="20"/>
+                <w:szCs w:val="20"/>
+              </w:rPr>
+              <w:t xml:space="preserve">    • Lambda functions: lambda x: x  2</w:t>
+            </w:r>
+            <w:r>
+              <w:rPr>
+                <w:rFonts w:ascii="Arial" w:cs="Arial" w:eastAsia="Arial" w:hAnsi="Arial"/>
+                <w:sz w:val="20"/>
+                <w:szCs w:val="20"/>
+              </w:rPr>
+              <w:br/>
+              <w:t xml:space="preserve"/>
+            </w:r>
+            <w:r>
+              <w:rPr>
+                <w:rFonts w:ascii="Arial" w:cs="Arial" w:eastAsia="Arial" w:hAnsi="Arial"/>
+                <w:b w:val="false"/>
+                <w:bCs w:val="false"/>
+                <w:i w:val="false"/>
+                <w:iCs w:val="false"/>
+                <w:color w:val="000000"/>
+                <w:sz w:val="20"/>
+                <w:szCs w:val="20"/>
+              </w:rPr>
+              <w:t xml:space="preserve">    • map(), filter(), zip(), reduce()</w:t>
+            </w:r>
+            <w:r>
+              <w:rPr>
+                <w:rFonts w:ascii="Arial" w:cs="Arial" w:eastAsia="Arial" w:hAnsi="Arial"/>
+                <w:sz w:val="20"/>
+                <w:szCs w:val="20"/>
+              </w:rPr>
+              <w:br/>
+              <w:t xml:space="preserve"/>
+            </w:r>
+            <w:r>
+              <w:rPr>
+                <w:rFonts w:ascii="Arial" w:cs="Arial" w:eastAsia="Arial" w:hAnsi="Arial"/>
+                <w:b w:val="false"/>
+                <w:bCs w:val="false"/>
+                <w:i w:val="false"/>
+                <w:iCs w:val="false"/>
+                <w:color w:val="000000"/>
+                <w:sz w:val="20"/>
+                <w:szCs w:val="20"/>
+              </w:rPr>
+              <w:t xml:space="preserve">    • List comprehensions: [x for x in range(10) if x % 2 == 0]</w:t>
+            </w:r>
+            <w:r>
+              <w:rPr>
+                <w:rFonts w:ascii="Arial" w:cs="Arial" w:eastAsia="Arial" w:hAnsi="Arial"/>
+                <w:sz w:val="20"/>
+                <w:szCs w:val="20"/>
+              </w:rPr>
+              <w:br/>
+              <w:t xml:space="preserve"/>
+            </w:r>
+            <w:r>
+              <w:rPr>
+                <w:rFonts w:ascii="Arial" w:cs="Arial" w:eastAsia="Arial" w:hAnsi="Arial"/>
+                <w:b w:val="false"/>
+                <w:bCs w:val="false"/>
+                <w:i w:val="false"/>
+                <w:iCs w:val="false"/>
+                <w:color w:val="000000"/>
+                <w:sz w:val="20"/>
+                <w:szCs w:val="20"/>
+              </w:rPr>
+              <w:t xml:space="preserve">    • Dictionary/set comprehensions</w:t>
+            </w:r>
+            <w:r>
+              <w:rPr>
+                <w:rFonts w:ascii="Arial" w:cs="Arial" w:eastAsia="Arial" w:hAnsi="Arial"/>
+                <w:sz w:val="20"/>
+                <w:szCs w:val="20"/>
+              </w:rPr>
+              <w:br/>
+              <w:t xml:space="preserve"/>
+            </w:r>
+            <w:r>
+              <w:rPr>
+                <w:rFonts w:ascii="Arial" w:cs="Arial" w:eastAsia="Arial" w:hAnsi="Arial"/>
+                <w:b w:val="false"/>
+                <w:bCs w:val="false"/>
+                <w:i w:val="false"/>
+                <w:iCs w:val="false"/>
+                <w:color w:val="000000"/>
+                <w:sz w:val="20"/>
+                <w:szCs w:val="20"/>
+              </w:rPr>
+              <w:t xml:space="preserve">    • Closures and scope (LEGB rule)</w:t>
+            </w:r>
+            <w:r>
+              <w:rPr>
+                <w:rFonts w:ascii="Arial" w:cs="Arial" w:eastAsia="Arial" w:hAnsi="Arial"/>
+                <w:sz w:val="20"/>
+                <w:szCs w:val="20"/>
+              </w:rPr>
+              <w:br/>
+              <w:t xml:space="preserve"/>
+            </w:r>
+            <w:r>
+              <w:rPr>
+                <w:rFonts w:ascii="Arial" w:cs="Arial" w:eastAsia="Arial" w:hAnsi="Arial"/>
+                <w:b w:val="false"/>
+                <w:bCs w:val="false"/>
+                <w:i w:val="false"/>
+                <w:iCs w:val="false"/>
+                <w:color w:val="000000"/>
+                <w:sz w:val="20"/>
+                <w:szCs w:val="20"/>
+              </w:rPr>
+              <w:t xml:space="preserve">    • Nested comprehensions</w:t>
+            </w:r>
+            <w:r>
+              <w:rPr>
+                <w:rFonts w:ascii="Arial" w:cs="Arial" w:eastAsia="Arial" w:hAnsi="Arial"/>
+                <w:sz w:val="20"/>
+                <w:szCs w:val="20"/>
+              </w:rPr>
+              <w:br/>
+              <w:t xml:space="preserve"/>
+            </w:r>
+            <w:r>
+              <w:rPr>
+                <w:rFonts w:ascii="Arial" w:cs="Arial" w:eastAsia="Arial" w:hAnsi="Arial"/>
+                <w:b w:val="false"/>
+                <w:bCs w:val="false"/>
+                <w:i w:val="false"/>
+                <w:iCs w:val="false"/>
+                <w:color w:val="000000"/>
+                <w:sz w:val="20"/>
+                <w:szCs w:val="20"/>
+              </w:rPr>
+              <w:t xml:space="preserve">    • Function decorators: @decorator, @property, @staticmethod</w:t>
+            </w:r>
+            <w:r>
+              <w:rPr>
+                <w:rFonts w:ascii="Arial" w:cs="Arial" w:eastAsia="Arial" w:hAnsi="Arial"/>
+                <w:sz w:val="20"/>
+                <w:szCs w:val="20"/>
+              </w:rPr>
+              <w:br/>
+              <w:t xml:space="preserve"/>
+            </w:r>
+            <w:r>
+              <w:rPr>
+                <w:rFonts w:ascii="Arial" w:cs="Arial" w:eastAsia="Arial" w:hAnsi="Arial"/>
+                <w:b w:val="false"/>
+                <w:bCs w:val="false"/>
+                <w:i w:val="false"/>
+                <w:iCs w:val="false"/>
+                <w:color w:val="000000"/>
+                <w:sz w:val="20"/>
+                <w:szCs w:val="20"/>
+              </w:rPr>
+              <w:t xml:space="preserve">    • Generators with yield</w:t>
+            </w:r>
+            <w:r>
+              <w:rPr>
+                <w:rFonts w:ascii="Arial" w:cs="Arial" w:eastAsia="Arial" w:hAnsi="Arial"/>
+                <w:sz w:val="20"/>
+                <w:szCs w:val="20"/>
+              </w:rPr>
+              <w:br/>
+              <w:t xml:space="preserve"/>
+            </w:r>
+            <w:r>
+              <w:rPr>
+                <w:rFonts w:ascii="Arial" w:cs="Arial" w:eastAsia="Arial" w:hAnsi="Arial"/>
+                <w:sz w:val="20"/>
+                <w:szCs w:val="20"/>
+              </w:rPr>
+              <w:br/>
+              <w:t xml:space="preserve"/>
+            </w:r>
+            <w:r>
+              <w:rPr>
+                <w:rFonts w:ascii="Arial" w:cs="Arial" w:eastAsia="Arial" w:hAnsi="Arial"/>
+                <w:b/>
+                <w:bCs/>
+                <w:i w:val="false"/>
+                <w:iCs w:val="false"/>
+                <w:color w:val="000000"/>
+                <w:sz w:val="20"/>
+                <w:szCs w:val="20"/>
+              </w:rPr>
+              <w:t xml:space="preserve">Vocabulary: </w:t>
+            </w:r>
+            <w:r>
+              <w:rPr>
+                <w:rFonts w:ascii="Arial" w:cs="Arial" w:eastAsia="Arial" w:hAnsi="Arial"/>
+                <w:b w:val="false"/>
+                <w:bCs w:val="false"/>
+                <w:i w:val="false"/>
+                <w:iCs w:val="false"/>
+                <w:color w:val="000000"/>
+                <w:sz w:val="20"/>
+                <w:szCs w:val="20"/>
+              </w:rPr>
+              <w:t xml:space="preserve">Learning Target</w:t>
+            </w:r>
+            <w:r>
+              <w:rPr>
+                <w:rFonts w:ascii="Arial" w:cs="Arial" w:eastAsia="Arial" w:hAnsi="Arial"/>
+                <w:sz w:val="20"/>
+                <w:szCs w:val="20"/>
+              </w:rPr>
+              <w:br/>
+              <w:t xml:space="preserve"/>
+            </w:r>
+            <w:r>
+              <w:rPr>
+                <w:rFonts w:ascii="Arial" w:cs="Arial" w:eastAsia="Arial" w:hAnsi="Arial"/>
+                <w:sz w:val="20"/>
+                <w:szCs w:val="20"/>
+              </w:rPr>
+              <w:br/>
+              <w:t xml:space="preserve"/>
+            </w:r>
+            <w:r>
+              <w:rPr>
+                <w:rFonts w:ascii="Arial" w:cs="Arial" w:eastAsia="Arial" w:hAnsi="Arial"/>
                 <w:b/>
                 <w:bCs/>
                 <w:i/>
@@ -974,6 +1322,373 @@
     <w:p>
       <w:pPr>
         <w:spacing w:after="200"/>
+      </w:pPr>
+    </w:p>
+    <w:p>
+      <w:pPr>
+        <w:pBdr>
+          <w:bottom w:val="single" w:color="1B7A4A" w:sz="4" w:space="4"/>
+        </w:pBdr>
+        <w:spacing w:after="100" w:before="120"/>
+      </w:pPr>
+      <w:r>
+        <w:rPr>
+          <w:rFonts w:ascii="Arial" w:cs="Arial" w:eastAsia="Arial" w:hAnsi="Arial"/>
+          <w:b/>
+          <w:bCs/>
+          <w:color w:val="1B7A4A"/>
+          <w:sz w:val="24"/>
+          <w:szCs w:val="24"/>
+        </w:rPr>
+        <w:t xml:space="preserve">Key Concepts</w:t>
+      </w:r>
+    </w:p>
+    <w:p>
+      <w:pPr>
+        <w:spacing w:after="60"/>
+      </w:pPr>
+      <w:r>
+        <w:rPr>
+          <w:rFonts w:ascii="Arial" w:cs="Arial" w:eastAsia="Arial" w:hAnsi="Arial"/>
+          <w:sz w:val="20"/>
+          <w:szCs w:val="20"/>
+        </w:rPr>
+        <w:t xml:space="preserve">Learning Target: I can apply and synthesize all Unit 3 concepts to solve complex problems.</w:t>
+      </w:r>
+    </w:p>
+    <w:p>
+      <w:pPr>
+        <w:spacing w:after="60"/>
+        <w:ind w:left="360"/>
+      </w:pPr>
+      <w:r>
+        <w:rPr>
+          <w:rFonts w:ascii="Arial" w:cs="Arial" w:eastAsia="Arial" w:hAnsi="Arial"/>
+          <w:sz w:val="20"/>
+          <w:szCs w:val="20"/>
+        </w:rPr>
+        <w:t xml:space="preserve">• </w:t>
+      </w:r>
+      <w:r>
+        <w:rPr>
+          <w:rFonts w:ascii="Arial" w:cs="Arial" w:eastAsia="Arial" w:hAnsi="Arial"/>
+          <w:sz w:val="20"/>
+          <w:szCs w:val="20"/>
+        </w:rPr>
+        <w:t xml:space="preserve">Lambda functions: lambda x: x ** 2</w:t>
+      </w:r>
+    </w:p>
+    <w:p>
+      <w:pPr>
+        <w:spacing w:after="60"/>
+        <w:ind w:left="360"/>
+      </w:pPr>
+      <w:r>
+        <w:rPr>
+          <w:rFonts w:ascii="Arial" w:cs="Arial" w:eastAsia="Arial" w:hAnsi="Arial"/>
+          <w:sz w:val="20"/>
+          <w:szCs w:val="20"/>
+        </w:rPr>
+        <w:t xml:space="preserve">• </w:t>
+      </w:r>
+      <w:r>
+        <w:rPr>
+          <w:rFonts w:ascii="Arial" w:cs="Arial" w:eastAsia="Arial" w:hAnsi="Arial"/>
+          <w:sz w:val="20"/>
+          <w:szCs w:val="20"/>
+        </w:rPr>
+        <w:t xml:space="preserve">map(), filter(), zip(), reduce()</w:t>
+      </w:r>
+    </w:p>
+    <w:p>
+      <w:pPr>
+        <w:spacing w:after="60"/>
+        <w:ind w:left="360"/>
+      </w:pPr>
+      <w:r>
+        <w:rPr>
+          <w:rFonts w:ascii="Arial" w:cs="Arial" w:eastAsia="Arial" w:hAnsi="Arial"/>
+          <w:sz w:val="20"/>
+          <w:szCs w:val="20"/>
+        </w:rPr>
+        <w:t xml:space="preserve">• </w:t>
+      </w:r>
+      <w:r>
+        <w:rPr>
+          <w:rFonts w:ascii="Arial" w:cs="Arial" w:eastAsia="Arial" w:hAnsi="Arial"/>
+          <w:sz w:val="20"/>
+          <w:szCs w:val="20"/>
+        </w:rPr>
+        <w:t xml:space="preserve">List comprehensions: [x for x in range(10) if x % 2 == 0]</w:t>
+      </w:r>
+    </w:p>
+    <w:p>
+      <w:pPr>
+        <w:spacing w:after="60"/>
+        <w:ind w:left="360"/>
+      </w:pPr>
+      <w:r>
+        <w:rPr>
+          <w:rFonts w:ascii="Arial" w:cs="Arial" w:eastAsia="Arial" w:hAnsi="Arial"/>
+          <w:sz w:val="20"/>
+          <w:szCs w:val="20"/>
+        </w:rPr>
+        <w:t xml:space="preserve">• </w:t>
+      </w:r>
+      <w:r>
+        <w:rPr>
+          <w:rFonts w:ascii="Arial" w:cs="Arial" w:eastAsia="Arial" w:hAnsi="Arial"/>
+          <w:sz w:val="20"/>
+          <w:szCs w:val="20"/>
+        </w:rPr>
+        <w:t xml:space="preserve">Dictionary/set comprehensions</w:t>
+      </w:r>
+    </w:p>
+    <w:p>
+      <w:pPr>
+        <w:spacing w:after="60"/>
+        <w:ind w:left="360"/>
+      </w:pPr>
+      <w:r>
+        <w:rPr>
+          <w:rFonts w:ascii="Arial" w:cs="Arial" w:eastAsia="Arial" w:hAnsi="Arial"/>
+          <w:sz w:val="20"/>
+          <w:szCs w:val="20"/>
+        </w:rPr>
+        <w:t xml:space="preserve">• </w:t>
+      </w:r>
+      <w:r>
+        <w:rPr>
+          <w:rFonts w:ascii="Arial" w:cs="Arial" w:eastAsia="Arial" w:hAnsi="Arial"/>
+          <w:sz w:val="20"/>
+          <w:szCs w:val="20"/>
+        </w:rPr>
+        <w:t xml:space="preserve">Closures and scope (LEGB rule)</w:t>
+      </w:r>
+    </w:p>
+    <w:p>
+      <w:pPr>
+        <w:spacing w:after="60"/>
+        <w:ind w:left="360"/>
+      </w:pPr>
+      <w:r>
+        <w:rPr>
+          <w:rFonts w:ascii="Arial" w:cs="Arial" w:eastAsia="Arial" w:hAnsi="Arial"/>
+          <w:sz w:val="20"/>
+          <w:szCs w:val="20"/>
+        </w:rPr>
+        <w:t xml:space="preserve">• </w:t>
+      </w:r>
+      <w:r>
+        <w:rPr>
+          <w:rFonts w:ascii="Arial" w:cs="Arial" w:eastAsia="Arial" w:hAnsi="Arial"/>
+          <w:sz w:val="20"/>
+          <w:szCs w:val="20"/>
+        </w:rPr>
+        <w:t xml:space="preserve">Nested comprehensions</w:t>
+      </w:r>
+    </w:p>
+    <w:p>
+      <w:pPr>
+        <w:spacing w:after="60"/>
+        <w:ind w:left="360"/>
+      </w:pPr>
+      <w:r>
+        <w:rPr>
+          <w:rFonts w:ascii="Arial" w:cs="Arial" w:eastAsia="Arial" w:hAnsi="Arial"/>
+          <w:sz w:val="20"/>
+          <w:szCs w:val="20"/>
+        </w:rPr>
+        <w:t xml:space="preserve">• </w:t>
+      </w:r>
+      <w:r>
+        <w:rPr>
+          <w:rFonts w:ascii="Arial" w:cs="Arial" w:eastAsia="Arial" w:hAnsi="Arial"/>
+          <w:sz w:val="20"/>
+          <w:szCs w:val="20"/>
+        </w:rPr>
+        <w:t xml:space="preserve">Function decorators: @decorator, @property, @staticmethod</w:t>
+      </w:r>
+    </w:p>
+    <w:p>
+      <w:pPr>
+        <w:spacing w:after="60"/>
+        <w:ind w:left="360"/>
+      </w:pPr>
+      <w:r>
+        <w:rPr>
+          <w:rFonts w:ascii="Arial" w:cs="Arial" w:eastAsia="Arial" w:hAnsi="Arial"/>
+          <w:sz w:val="20"/>
+          <w:szCs w:val="20"/>
+        </w:rPr>
+        <w:t xml:space="preserve">• </w:t>
+      </w:r>
+      <w:r>
+        <w:rPr>
+          <w:rFonts w:ascii="Arial" w:cs="Arial" w:eastAsia="Arial" w:hAnsi="Arial"/>
+          <w:sz w:val="20"/>
+          <w:szCs w:val="20"/>
+        </w:rPr>
+        <w:t xml:space="preserve">Generators with yield</w:t>
+      </w:r>
+    </w:p>
+    <w:p>
+      <w:pPr>
+        <w:spacing w:after="60"/>
+        <w:ind w:left="360"/>
+      </w:pPr>
+      <w:r>
+        <w:rPr>
+          <w:rFonts w:ascii="Arial" w:cs="Arial" w:eastAsia="Arial" w:hAnsi="Arial"/>
+          <w:sz w:val="20"/>
+          <w:szCs w:val="20"/>
+        </w:rPr>
+        <w:t xml:space="preserve">• </w:t>
+      </w:r>
+      <w:r>
+        <w:rPr>
+          <w:rFonts w:ascii="Arial" w:cs="Arial" w:eastAsia="Arial" w:hAnsi="Arial"/>
+          <w:sz w:val="20"/>
+          <w:szCs w:val="20"/>
+        </w:rPr>
+        <w:t xml:space="preserve">Generator expressions: (x ** 2 for x in range(10))</w:t>
+      </w:r>
+    </w:p>
+    <w:p>
+      <w:pPr>
+        <w:spacing w:after="60"/>
+        <w:ind w:left="360"/>
+      </w:pPr>
+      <w:r>
+        <w:rPr>
+          <w:rFonts w:ascii="Arial" w:cs="Arial" w:eastAsia="Arial" w:hAnsi="Arial"/>
+          <w:sz w:val="20"/>
+          <w:szCs w:val="20"/>
+        </w:rPr>
+        <w:t xml:space="preserve">• </w:t>
+      </w:r>
+      <w:r>
+        <w:rPr>
+          <w:rFonts w:ascii="Arial" w:cs="Arial" w:eastAsia="Arial" w:hAnsi="Arial"/>
+          <w:sz w:val="20"/>
+          <w:szCs w:val="20"/>
+        </w:rPr>
+        <w:t xml:space="preserve">Base case + recursive case</w:t>
+      </w:r>
+    </w:p>
+    <w:p>
+      <w:pPr>
+        <w:spacing w:after="60"/>
+        <w:ind w:left="360"/>
+      </w:pPr>
+      <w:r>
+        <w:rPr>
+          <w:rFonts w:ascii="Arial" w:cs="Arial" w:eastAsia="Arial" w:hAnsi="Arial"/>
+          <w:sz w:val="20"/>
+          <w:szCs w:val="20"/>
+        </w:rPr>
+        <w:t xml:space="preserve">• </w:t>
+      </w:r>
+      <w:r>
+        <w:rPr>
+          <w:rFonts w:ascii="Arial" w:cs="Arial" w:eastAsia="Arial" w:hAnsi="Arial"/>
+          <w:sz w:val="20"/>
+          <w:szCs w:val="20"/>
+        </w:rPr>
+        <w:t xml:space="preserve">Fibonacci, factorials, tree traversal</w:t>
+      </w:r>
+    </w:p>
+    <w:p>
+      <w:pPr>
+        <w:spacing w:after="60"/>
+        <w:ind w:left="360"/>
+      </w:pPr>
+      <w:r>
+        <w:rPr>
+          <w:rFonts w:ascii="Arial" w:cs="Arial" w:eastAsia="Arial" w:hAnsi="Arial"/>
+          <w:sz w:val="20"/>
+          <w:szCs w:val="20"/>
+        </w:rPr>
+        <w:t xml:space="preserve">• </w:t>
+      </w:r>
+      <w:r>
+        <w:rPr>
+          <w:rFonts w:ascii="Arial" w:cs="Arial" w:eastAsia="Arial" w:hAnsi="Arial"/>
+          <w:sz w:val="20"/>
+          <w:szCs w:val="20"/>
+        </w:rPr>
+        <w:t xml:space="preserve">Memoization for optimization</w:t>
+      </w:r>
+    </w:p>
+    <w:p>
+      <w:pPr>
+        <w:spacing w:after="60"/>
+        <w:ind w:left="360"/>
+      </w:pPr>
+      <w:r>
+        <w:rPr>
+          <w:rFonts w:ascii="Arial" w:cs="Arial" w:eastAsia="Arial" w:hAnsi="Arial"/>
+          <w:sz w:val="20"/>
+          <w:szCs w:val="20"/>
+        </w:rPr>
+        <w:t xml:space="preserve">• </w:t>
+      </w:r>
+      <w:r>
+        <w:rPr>
+          <w:rFonts w:ascii="Arial" w:cs="Arial" w:eastAsia="Arial" w:hAnsi="Arial"/>
+          <w:sz w:val="20"/>
+          <w:szCs w:val="20"/>
+        </w:rPr>
+        <w:t xml:space="preserve">Big O notation: O(1), O(n), O(n²), O(2ⁿ)</w:t>
+      </w:r>
+    </w:p>
+    <w:p>
+      <w:pPr>
+        <w:spacing w:after="60"/>
+        <w:ind w:left="360"/>
+      </w:pPr>
+      <w:r>
+        <w:rPr>
+          <w:rFonts w:ascii="Arial" w:cs="Arial" w:eastAsia="Arial" w:hAnsi="Arial"/>
+          <w:sz w:val="20"/>
+          <w:szCs w:val="20"/>
+        </w:rPr>
+        <w:t xml:space="preserve">• </w:t>
+      </w:r>
+      <w:r>
+        <w:rPr>
+          <w:rFonts w:ascii="Arial" w:cs="Arial" w:eastAsia="Arial" w:hAnsi="Arial"/>
+          <w:sz w:val="20"/>
+          <w:szCs w:val="20"/>
+        </w:rPr>
+        <w:t xml:space="preserve">Space complexity</w:t>
+      </w:r>
+    </w:p>
+    <w:p>
+      <w:pPr>
+        <w:spacing w:after="60"/>
+        <w:ind w:left="360"/>
+      </w:pPr>
+      <w:r>
+        <w:rPr>
+          <w:rFonts w:ascii="Arial" w:cs="Arial" w:eastAsia="Arial" w:hAnsi="Arial"/>
+          <w:sz w:val="20"/>
+          <w:szCs w:val="20"/>
+        </w:rPr>
+        <w:t xml:space="preserve">• </w:t>
+      </w:r>
+      <w:r>
+        <w:rPr>
+          <w:rFonts w:ascii="Arial" w:cs="Arial" w:eastAsia="Arial" w:hAnsi="Arial"/>
+          <w:sz w:val="20"/>
+          <w:szCs w:val="20"/>
+        </w:rPr>
+        <w:t xml:space="preserve">Pseudocode and design patterns</w:t>
+      </w:r>
+    </w:p>
+    <w:p>
+      <w:pPr>
+        <w:spacing w:after="160"/>
       </w:pPr>
     </w:p>
     <w:p>
